--- a/notes.docx
+++ b/notes.docx
@@ -662,16 +662,25 @@
             <w:pPr>
               <w:ind w:firstLine="0"/>
             </w:pPr>
-          </w:p>
-        </w:tc>
-        <w:tc>
-          <w:tcPr>
-            <w:tcW w:w="895" w:type="dxa"/>
-          </w:tcPr>
-          <w:p>
-            <w:pPr>
-              <w:ind w:firstLine="0"/>
-            </w:pPr>
+            <w:r>
+              <w:t>Save button for the plot data on the separate plot windows</w:t>
+            </w:r>
+            <w:r>
+              <w:t xml:space="preserve"> (no backend yet)</w:t>
+            </w:r>
+          </w:p>
+        </w:tc>
+        <w:tc>
+          <w:tcPr>
+            <w:tcW w:w="895" w:type="dxa"/>
+          </w:tcPr>
+          <w:p>
+            <w:pPr>
+              <w:ind w:firstLine="0"/>
+            </w:pPr>
+            <w:r>
+              <w:t>TRUE</w:t>
+            </w:r>
           </w:p>
         </w:tc>
       </w:tr>
@@ -1008,6 +1017,9 @@
             <w:pPr>
               <w:ind w:firstLine="0"/>
             </w:pPr>
+            <w:r>
+              <w:t>TRUE</w:t>
+            </w:r>
           </w:p>
         </w:tc>
       </w:tr>
@@ -1177,31 +1189,40 @@
             <w:pPr>
               <w:ind w:firstLine="0"/>
             </w:pPr>
-          </w:p>
-        </w:tc>
-      </w:tr>
-      <w:tr>
-        <w:tc>
-          <w:tcPr>
-            <w:tcW w:w="8455" w:type="dxa"/>
-          </w:tcPr>
-          <w:p>
-            <w:pPr>
-              <w:ind w:firstLine="0"/>
-            </w:pPr>
-            <w:r>
-              <w:t>Save button for the plot data on the separate plot windows</w:t>
-            </w:r>
-          </w:p>
-        </w:tc>
-        <w:tc>
-          <w:tcPr>
-            <w:tcW w:w="895" w:type="dxa"/>
-          </w:tcPr>
-          <w:p>
-            <w:pPr>
-              <w:ind w:firstLine="0"/>
-            </w:pPr>
+            <w:r>
+              <w:t>TRUE</w:t>
+            </w:r>
+          </w:p>
+        </w:tc>
+      </w:tr>
+      <w:tr>
+        <w:tc>
+          <w:tcPr>
+            <w:tcW w:w="8455" w:type="dxa"/>
+          </w:tcPr>
+          <w:p>
+            <w:pPr>
+              <w:ind w:firstLine="0"/>
+            </w:pPr>
+            <w:r>
+              <w:t>Backend for s</w:t>
+            </w:r>
+            <w:r>
+              <w:t>ave button for the plot data on the separate plot windows</w:t>
+            </w:r>
+          </w:p>
+        </w:tc>
+        <w:tc>
+          <w:tcPr>
+            <w:tcW w:w="895" w:type="dxa"/>
+          </w:tcPr>
+          <w:p>
+            <w:pPr>
+              <w:ind w:firstLine="0"/>
+            </w:pPr>
+            <w:r>
+              <w:t>TRUE</w:t>
+            </w:r>
           </w:p>
         </w:tc>
       </w:tr>
@@ -1255,6 +1276,9 @@
             <w:pPr>
               <w:ind w:firstLine="0"/>
             </w:pPr>
+            <w:r>
+              <w:t>TRUE</w:t>
+            </w:r>
           </w:p>
         </w:tc>
       </w:tr>
@@ -1343,6 +1367,31 @@
             </w:pPr>
             <w:r>
               <w:t>Way to automatically use this fit to set the t0pos value</w:t>
+            </w:r>
+          </w:p>
+        </w:tc>
+        <w:tc>
+          <w:tcPr>
+            <w:tcW w:w="895" w:type="dxa"/>
+          </w:tcPr>
+          <w:p>
+            <w:pPr>
+              <w:ind w:firstLine="0"/>
+            </w:pPr>
+          </w:p>
+        </w:tc>
+      </w:tr>
+      <w:tr>
+        <w:tc>
+          <w:tcPr>
+            <w:tcW w:w="8455" w:type="dxa"/>
+          </w:tcPr>
+          <w:p>
+            <w:pPr>
+              <w:ind w:firstLine="0"/>
+            </w:pPr>
+            <w:r>
+              <w:t>Protect against duplicate ROI’s when creating an ROI</w:t>
             </w:r>
           </w:p>
         </w:tc>

--- a/notes.docx
+++ b/notes.docx
@@ -1,6 +1,6 @@
 
 <file path=word/document.xml><?xml version="1.0" encoding="utf-8"?>
-<w:document xmlns:wpc="http://schemas.microsoft.com/office/word/2010/wordprocessingCanvas" xmlns:cx="http://schemas.microsoft.com/office/drawing/2014/chartex" xmlns:cx1="http://schemas.microsoft.com/office/drawing/2015/9/8/chartex" xmlns:cx2="http://schemas.microsoft.com/office/drawing/2015/10/21/chartex" xmlns:cx3="http://schemas.microsoft.com/office/drawing/2016/5/9/chartex" xmlns:cx4="http://schemas.microsoft.com/office/drawing/2016/5/10/chartex" xmlns:cx5="http://schemas.microsoft.com/office/drawing/2016/5/11/chartex" xmlns:cx6="http://schemas.microsoft.com/office/drawing/2016/5/12/chartex" xmlns:cx7="http://schemas.microsoft.com/office/drawing/2016/5/13/chartex" xmlns:cx8="http://schemas.microsoft.com/office/drawing/2016/5/14/chartex" xmlns:mc="http://schemas.openxmlformats.org/markup-compatibility/2006" xmlns:aink="http://schemas.microsoft.com/office/drawing/2016/ink" xmlns:am3d="http://schemas.microsoft.com/office/drawing/2017/model3d" xmlns:o="urn:schemas-microsoft-com:office:office" xmlns:oel="http://schemas.microsoft.com/office/2019/extlst" xmlns:r="http://schemas.openxmlformats.org/officeDocument/2006/relationships" xmlns:m="http://schemas.openxmlformats.org/officeDocument/2006/math" xmlns:v="urn:schemas-microsoft-com:vml" xmlns:wp14="http://schemas.microsoft.com/office/word/2010/wordprocessingDrawing" xmlns:wp="http://schemas.openxmlformats.org/drawingml/2006/wordprocessingDrawing" xmlns:w10="urn:schemas-microsoft-com:office:word" xmlns:w="http://schemas.openxmlformats.org/wordprocessingml/2006/main" xmlns:w14="http://schemas.microsoft.com/office/word/2010/wordml" xmlns:w15="http://schemas.microsoft.com/office/word/2012/wordml" xmlns:w16cex="http://schemas.microsoft.com/office/word/2018/wordml/cex" xmlns:w16cid="http://schemas.microsoft.com/office/word/2016/wordml/cid" xmlns:w16="http://schemas.microsoft.com/office/word/2018/wordml" xmlns:w16du="http://schemas.microsoft.com/office/word/2023/wordml/word16du" xmlns:w16sdtdh="http://schemas.microsoft.com/office/word/2020/wordml/sdtdatahash" xmlns:w16se="http://schemas.microsoft.com/office/word/2015/wordml/symex" xmlns:wpg="http://schemas.microsoft.com/office/word/2010/wordprocessingGroup" xmlns:wpi="http://schemas.microsoft.com/office/word/2010/wordprocessingInk" xmlns:wne="http://schemas.microsoft.com/office/word/2006/wordml" xmlns:wps="http://schemas.microsoft.com/office/word/2010/wordprocessingShape" mc:Ignorable="w14 w15 w16se w16cid w16 w16cex w16sdtdh wp14">
+<w:document xmlns:wpc="http://schemas.microsoft.com/office/word/2010/wordprocessingCanvas" xmlns:cx="http://schemas.microsoft.com/office/drawing/2014/chartex" xmlns:cx1="http://schemas.microsoft.com/office/drawing/2015/9/8/chartex" xmlns:cx2="http://schemas.microsoft.com/office/drawing/2015/10/21/chartex" xmlns:cx3="http://schemas.microsoft.com/office/drawing/2016/5/9/chartex" xmlns:cx4="http://schemas.microsoft.com/office/drawing/2016/5/10/chartex" xmlns:cx5="http://schemas.microsoft.com/office/drawing/2016/5/11/chartex" xmlns:cx6="http://schemas.microsoft.com/office/drawing/2016/5/12/chartex" xmlns:cx7="http://schemas.microsoft.com/office/drawing/2016/5/13/chartex" xmlns:cx8="http://schemas.microsoft.com/office/drawing/2016/5/14/chartex" xmlns:mc="http://schemas.openxmlformats.org/markup-compatibility/2006" xmlns:aink="http://schemas.microsoft.com/office/drawing/2016/ink" xmlns:am3d="http://schemas.microsoft.com/office/drawing/2017/model3d" xmlns:o="urn:schemas-microsoft-com:office:office" xmlns:oel="http://schemas.microsoft.com/office/2019/extlst" xmlns:r="http://schemas.openxmlformats.org/officeDocument/2006/relationships" xmlns:m="http://schemas.openxmlformats.org/officeDocument/2006/math" xmlns:v="urn:schemas-microsoft-com:vml" xmlns:wp14="http://schemas.microsoft.com/office/word/2010/wordprocessingDrawing" xmlns:wp="http://schemas.openxmlformats.org/drawingml/2006/wordprocessingDrawing" xmlns:w10="urn:schemas-microsoft-com:office:word" xmlns:w="http://schemas.openxmlformats.org/wordprocessingml/2006/main" xmlns:w14="http://schemas.microsoft.com/office/word/2010/wordml" xmlns:w15="http://schemas.microsoft.com/office/word/2012/wordml" xmlns:w16cex="http://schemas.microsoft.com/office/word/2018/wordml/cex" xmlns:w16cid="http://schemas.microsoft.com/office/word/2016/wordml/cid" xmlns:w16="http://schemas.microsoft.com/office/word/2018/wordml" xmlns:w16du="http://schemas.microsoft.com/office/word/2023/wordml/word16du" xmlns:w16sdtdh="http://schemas.microsoft.com/office/word/2020/wordml/sdtdatahash" xmlns:w16se="http://schemas.microsoft.com/office/word/2015/wordml/symex" xmlns:wpg="http://schemas.microsoft.com/office/word/2010/wordprocessingGroup" xmlns:wpi="http://schemas.microsoft.com/office/word/2010/wordprocessingInk" xmlns:wne="http://schemas.microsoft.com/office/word/2006/wordml" xmlns:wps="http://schemas.microsoft.com/office/word/2010/wordprocessingShape" mc:Ignorable="w14 w15 w16se w16cid w16 w16cex w16sdtdh w16du wp14">
   <w:body>
     <w:p>
       <w:pPr>
@@ -663,10 +663,7 @@
               <w:ind w:firstLine="0"/>
             </w:pPr>
             <w:r>
-              <w:t>Save button for the plot data on the separate plot windows</w:t>
-            </w:r>
-            <w:r>
-              <w:t xml:space="preserve"> (no backend yet)</w:t>
+              <w:t>Save button for the plot data on the separate plot windows (no backend yet)</w:t>
             </w:r>
           </w:p>
         </w:tc>
@@ -1449,6 +1446,132 @@
       </w:pPr>
       <w:r>
         <w:t>This requires rethinking the gui layout</w:t>
+      </w:r>
+    </w:p>
+    <w:p>
+      <w:pPr>
+        <w:ind w:firstLine="0"/>
+      </w:pPr>
+    </w:p>
+    <w:p>
+      <w:pPr>
+        <w:ind w:firstLine="0"/>
+      </w:pPr>
+    </w:p>
+    <w:p>
+      <w:pPr>
+        <w:ind w:firstLine="0"/>
+      </w:pPr>
+    </w:p>
+    <w:p>
+      <w:pPr>
+        <w:ind w:firstLine="0"/>
+      </w:pPr>
+    </w:p>
+    <w:p>
+      <w:pPr>
+        <w:ind w:firstLine="0"/>
+        <w:rPr>
+          <w:u w:val="single"/>
+        </w:rPr>
+      </w:pPr>
+    </w:p>
+    <w:p>
+      <w:pPr>
+        <w:ind w:firstLine="0"/>
+        <w:rPr>
+          <w:u w:val="single"/>
+        </w:rPr>
+      </w:pPr>
+      <w:r>
+        <w:rPr>
+          <w:u w:val="single"/>
+        </w:rPr>
+        <w:t>8/9/2024</w:t>
+      </w:r>
+    </w:p>
+    <w:p>
+      <w:pPr>
+        <w:ind w:firstLine="0"/>
+        <w:rPr>
+          <w:u w:val="single"/>
+        </w:rPr>
+      </w:pPr>
+    </w:p>
+    <w:p>
+      <w:pPr>
+        <w:ind w:firstLine="0"/>
+      </w:pPr>
+      <w:r>
+        <w:t>Haven’t worked on this in a while. Now that we have the batch averaging in the data collection code, it would be very useful if this code could automatically compute the time-trace for all the batches and fit each individually to get a time-zero vs. batch number plot.</w:t>
+      </w:r>
+    </w:p>
+    <w:p>
+      <w:pPr>
+        <w:ind w:firstLine="0"/>
+      </w:pPr>
+    </w:p>
+    <w:p>
+      <w:pPr>
+        <w:ind w:firstLine="0"/>
+      </w:pPr>
+      <w:r>
+        <w:lastRenderedPageBreak/>
+        <w:t>I couldn’t even break this off into a separate gui that does specifically “batch analysis” for right after a scan.</w:t>
+      </w:r>
+    </w:p>
+    <w:p>
+      <w:pPr>
+        <w:ind w:firstLine="0"/>
+      </w:pPr>
+    </w:p>
+    <w:p>
+      <w:pPr>
+        <w:ind w:firstLine="0"/>
+      </w:pPr>
+      <w:r>
+        <w:t>This batch analyzer code will have the following aspects</w:t>
+      </w:r>
+    </w:p>
+    <w:p>
+      <w:pPr>
+        <w:ind w:firstLine="0"/>
+      </w:pPr>
+    </w:p>
+    <w:p>
+      <w:pPr>
+        <w:pStyle w:val="ListParagraph"/>
+        <w:numPr>
+          <w:ilvl w:val="0"/>
+          <w:numId w:val="4"/>
+        </w:numPr>
+      </w:pPr>
+      <w:r>
+        <w:t>Only rectangular rois</w:t>
+      </w:r>
+    </w:p>
+    <w:p>
+      <w:pPr>
+        <w:pStyle w:val="ListParagraph"/>
+        <w:numPr>
+          <w:ilvl w:val="0"/>
+          <w:numId w:val="4"/>
+        </w:numPr>
+      </w:pPr>
+      <w:r>
+        <w:t>No miller index analysis</w:t>
+      </w:r>
+    </w:p>
+    <w:p>
+      <w:pPr>
+        <w:pStyle w:val="ListParagraph"/>
+        <w:numPr>
+          <w:ilvl w:val="0"/>
+          <w:numId w:val="4"/>
+        </w:numPr>
+      </w:pPr>
+      <w:r>
+        <w:t xml:space="preserve">Special batch analysis button that does a pixel sum on the rois for each batch individually, then it generates a plot in which the user enters a guess of time-zero and I_inf and sigma_t and this is used to fit time-zero with an erf function fit. The fit is done to each batch curve individually and then generates a new plot that gives t0, sigma_t, and I_inf as a function of the batch #. </w:t>
       </w:r>
     </w:p>
     <w:sectPr>
@@ -1462,7 +1585,7 @@
 </file>
 
 <file path=word/numbering.xml><?xml version="1.0" encoding="utf-8"?>
-<w:numbering xmlns:wpc="http://schemas.microsoft.com/office/word/2010/wordprocessingCanvas" xmlns:cx="http://schemas.microsoft.com/office/drawing/2014/chartex" xmlns:cx1="http://schemas.microsoft.com/office/drawing/2015/9/8/chartex" xmlns:cx2="http://schemas.microsoft.com/office/drawing/2015/10/21/chartex" xmlns:cx3="http://schemas.microsoft.com/office/drawing/2016/5/9/chartex" xmlns:cx4="http://schemas.microsoft.com/office/drawing/2016/5/10/chartex" xmlns:cx5="http://schemas.microsoft.com/office/drawing/2016/5/11/chartex" xmlns:cx6="http://schemas.microsoft.com/office/drawing/2016/5/12/chartex" xmlns:cx7="http://schemas.microsoft.com/office/drawing/2016/5/13/chartex" xmlns:cx8="http://schemas.microsoft.com/office/drawing/2016/5/14/chartex" xmlns:mc="http://schemas.openxmlformats.org/markup-compatibility/2006" xmlns:aink="http://schemas.microsoft.com/office/drawing/2016/ink" xmlns:am3d="http://schemas.microsoft.com/office/drawing/2017/model3d" xmlns:o="urn:schemas-microsoft-com:office:office" xmlns:oel="http://schemas.microsoft.com/office/2019/extlst" xmlns:r="http://schemas.openxmlformats.org/officeDocument/2006/relationships" xmlns:m="http://schemas.openxmlformats.org/officeDocument/2006/math" xmlns:v="urn:schemas-microsoft-com:vml" xmlns:wp14="http://schemas.microsoft.com/office/word/2010/wordprocessingDrawing" xmlns:wp="http://schemas.openxmlformats.org/drawingml/2006/wordprocessingDrawing" xmlns:w10="urn:schemas-microsoft-com:office:word" xmlns:w="http://schemas.openxmlformats.org/wordprocessingml/2006/main" xmlns:w14="http://schemas.microsoft.com/office/word/2010/wordml" xmlns:w15="http://schemas.microsoft.com/office/word/2012/wordml" xmlns:w16cex="http://schemas.microsoft.com/office/word/2018/wordml/cex" xmlns:w16cid="http://schemas.microsoft.com/office/word/2016/wordml/cid" xmlns:w16="http://schemas.microsoft.com/office/word/2018/wordml" xmlns:w16du="http://schemas.microsoft.com/office/word/2023/wordml/word16du" xmlns:w16sdtdh="http://schemas.microsoft.com/office/word/2020/wordml/sdtdatahash" xmlns:w16se="http://schemas.microsoft.com/office/word/2015/wordml/symex" xmlns:wpg="http://schemas.microsoft.com/office/word/2010/wordprocessingGroup" xmlns:wpi="http://schemas.microsoft.com/office/word/2010/wordprocessingInk" xmlns:wne="http://schemas.microsoft.com/office/word/2006/wordml" xmlns:wps="http://schemas.microsoft.com/office/word/2010/wordprocessingShape" mc:Ignorable="w14 w15 w16se w16cid w16 w16cex w16sdtdh wp14">
+<w:numbering xmlns:wpc="http://schemas.microsoft.com/office/word/2010/wordprocessingCanvas" xmlns:cx="http://schemas.microsoft.com/office/drawing/2014/chartex" xmlns:cx1="http://schemas.microsoft.com/office/drawing/2015/9/8/chartex" xmlns:cx2="http://schemas.microsoft.com/office/drawing/2015/10/21/chartex" xmlns:cx3="http://schemas.microsoft.com/office/drawing/2016/5/9/chartex" xmlns:cx4="http://schemas.microsoft.com/office/drawing/2016/5/10/chartex" xmlns:cx5="http://schemas.microsoft.com/office/drawing/2016/5/11/chartex" xmlns:cx6="http://schemas.microsoft.com/office/drawing/2016/5/12/chartex" xmlns:cx7="http://schemas.microsoft.com/office/drawing/2016/5/13/chartex" xmlns:cx8="http://schemas.microsoft.com/office/drawing/2016/5/14/chartex" xmlns:mc="http://schemas.openxmlformats.org/markup-compatibility/2006" xmlns:aink="http://schemas.microsoft.com/office/drawing/2016/ink" xmlns:am3d="http://schemas.microsoft.com/office/drawing/2017/model3d" xmlns:o="urn:schemas-microsoft-com:office:office" xmlns:oel="http://schemas.microsoft.com/office/2019/extlst" xmlns:r="http://schemas.openxmlformats.org/officeDocument/2006/relationships" xmlns:m="http://schemas.openxmlformats.org/officeDocument/2006/math" xmlns:v="urn:schemas-microsoft-com:vml" xmlns:wp14="http://schemas.microsoft.com/office/word/2010/wordprocessingDrawing" xmlns:wp="http://schemas.openxmlformats.org/drawingml/2006/wordprocessingDrawing" xmlns:w10="urn:schemas-microsoft-com:office:word" xmlns:w="http://schemas.openxmlformats.org/wordprocessingml/2006/main" xmlns:w14="http://schemas.microsoft.com/office/word/2010/wordml" xmlns:w15="http://schemas.microsoft.com/office/word/2012/wordml" xmlns:w16cex="http://schemas.microsoft.com/office/word/2018/wordml/cex" xmlns:w16cid="http://schemas.microsoft.com/office/word/2016/wordml/cid" xmlns:w16="http://schemas.microsoft.com/office/word/2018/wordml" xmlns:w16du="http://schemas.microsoft.com/office/word/2023/wordml/word16du" xmlns:w16sdtdh="http://schemas.microsoft.com/office/word/2020/wordml/sdtdatahash" xmlns:w16se="http://schemas.microsoft.com/office/word/2015/wordml/symex" xmlns:wpg="http://schemas.microsoft.com/office/word/2010/wordprocessingGroup" xmlns:wpi="http://schemas.microsoft.com/office/word/2010/wordprocessingInk" xmlns:wne="http://schemas.microsoft.com/office/word/2006/wordml" xmlns:wps="http://schemas.microsoft.com/office/word/2010/wordprocessingShape" mc:Ignorable="w14 w15 w16se w16cid w16 w16cex w16sdtdh w16du wp14">
   <w:abstractNum w:abstractNumId="0" w15:restartNumberingAfterBreak="0">
     <w:nsid w:val="1EB82AAA"/>
     <w:multiLevelType w:val="hybridMultilevel"/>
@@ -1639,6 +1762,95 @@
     </w:lvl>
   </w:abstractNum>
   <w:abstractNum w:abstractNumId="2" w15:restartNumberingAfterBreak="0">
+    <w:nsid w:val="519451C3"/>
+    <w:multiLevelType w:val="hybridMultilevel"/>
+    <w:tmpl w:val="75469744"/>
+    <w:lvl w:ilvl="0" w:tplc="7BE68BD2">
+      <w:start w:val="1"/>
+      <w:numFmt w:val="decimal"/>
+      <w:lvlText w:val="%1.)"/>
+      <w:lvlJc w:val="left"/>
+      <w:pPr>
+        <w:ind w:left="720" w:hanging="360"/>
+      </w:pPr>
+      <w:rPr>
+        <w:rFonts w:hint="default"/>
+      </w:rPr>
+    </w:lvl>
+    <w:lvl w:ilvl="1" w:tplc="04090019" w:tentative="1">
+      <w:start w:val="1"/>
+      <w:numFmt w:val="lowerLetter"/>
+      <w:lvlText w:val="%2."/>
+      <w:lvlJc w:val="left"/>
+      <w:pPr>
+        <w:ind w:left="1440" w:hanging="360"/>
+      </w:pPr>
+    </w:lvl>
+    <w:lvl w:ilvl="2" w:tplc="0409001B" w:tentative="1">
+      <w:start w:val="1"/>
+      <w:numFmt w:val="lowerRoman"/>
+      <w:lvlText w:val="%3."/>
+      <w:lvlJc w:val="right"/>
+      <w:pPr>
+        <w:ind w:left="2160" w:hanging="180"/>
+      </w:pPr>
+    </w:lvl>
+    <w:lvl w:ilvl="3" w:tplc="0409000F" w:tentative="1">
+      <w:start w:val="1"/>
+      <w:numFmt w:val="decimal"/>
+      <w:lvlText w:val="%4."/>
+      <w:lvlJc w:val="left"/>
+      <w:pPr>
+        <w:ind w:left="2880" w:hanging="360"/>
+      </w:pPr>
+    </w:lvl>
+    <w:lvl w:ilvl="4" w:tplc="04090019" w:tentative="1">
+      <w:start w:val="1"/>
+      <w:numFmt w:val="lowerLetter"/>
+      <w:lvlText w:val="%5."/>
+      <w:lvlJc w:val="left"/>
+      <w:pPr>
+        <w:ind w:left="3600" w:hanging="360"/>
+      </w:pPr>
+    </w:lvl>
+    <w:lvl w:ilvl="5" w:tplc="0409001B" w:tentative="1">
+      <w:start w:val="1"/>
+      <w:numFmt w:val="lowerRoman"/>
+      <w:lvlText w:val="%6."/>
+      <w:lvlJc w:val="right"/>
+      <w:pPr>
+        <w:ind w:left="4320" w:hanging="180"/>
+      </w:pPr>
+    </w:lvl>
+    <w:lvl w:ilvl="6" w:tplc="0409000F" w:tentative="1">
+      <w:start w:val="1"/>
+      <w:numFmt w:val="decimal"/>
+      <w:lvlText w:val="%7."/>
+      <w:lvlJc w:val="left"/>
+      <w:pPr>
+        <w:ind w:left="5040" w:hanging="360"/>
+      </w:pPr>
+    </w:lvl>
+    <w:lvl w:ilvl="7" w:tplc="04090019" w:tentative="1">
+      <w:start w:val="1"/>
+      <w:numFmt w:val="lowerLetter"/>
+      <w:lvlText w:val="%8."/>
+      <w:lvlJc w:val="left"/>
+      <w:pPr>
+        <w:ind w:left="5760" w:hanging="360"/>
+      </w:pPr>
+    </w:lvl>
+    <w:lvl w:ilvl="8" w:tplc="0409001B" w:tentative="1">
+      <w:start w:val="1"/>
+      <w:numFmt w:val="lowerRoman"/>
+      <w:lvlText w:val="%9."/>
+      <w:lvlJc w:val="right"/>
+      <w:pPr>
+        <w:ind w:left="6480" w:hanging="180"/>
+      </w:pPr>
+    </w:lvl>
+  </w:abstractNum>
+  <w:abstractNum w:abstractNumId="3" w15:restartNumberingAfterBreak="0">
     <w:nsid w:val="60E61786"/>
     <w:multiLevelType w:val="hybridMultilevel"/>
     <w:tmpl w:val="BE649942"/>
@@ -1734,13 +1946,16 @@
     <w:abstractNumId w:val="0"/>
   </w:num>
   <w:num w:numId="3" w16cid:durableId="332420818">
+    <w:abstractNumId w:val="3"/>
+  </w:num>
+  <w:num w:numId="4" w16cid:durableId="642731514">
     <w:abstractNumId w:val="2"/>
   </w:num>
 </w:numbering>
 </file>
 
 <file path=word/styles.xml><?xml version="1.0" encoding="utf-8"?>
-<w:styles xmlns:mc="http://schemas.openxmlformats.org/markup-compatibility/2006" xmlns:r="http://schemas.openxmlformats.org/officeDocument/2006/relationships" xmlns:w="http://schemas.openxmlformats.org/wordprocessingml/2006/main" xmlns:w14="http://schemas.microsoft.com/office/word/2010/wordml" xmlns:w15="http://schemas.microsoft.com/office/word/2012/wordml" xmlns:w16cex="http://schemas.microsoft.com/office/word/2018/wordml/cex" xmlns:w16cid="http://schemas.microsoft.com/office/word/2016/wordml/cid" xmlns:w16="http://schemas.microsoft.com/office/word/2018/wordml" xmlns:w16sdtdh="http://schemas.microsoft.com/office/word/2020/wordml/sdtdatahash" xmlns:w16se="http://schemas.microsoft.com/office/word/2015/wordml/symex" mc:Ignorable="w14 w15 w16se w16cid w16 w16cex w16sdtdh">
+<w:styles xmlns:mc="http://schemas.openxmlformats.org/markup-compatibility/2006" xmlns:r="http://schemas.openxmlformats.org/officeDocument/2006/relationships" xmlns:w="http://schemas.openxmlformats.org/wordprocessingml/2006/main" xmlns:w14="http://schemas.microsoft.com/office/word/2010/wordml" xmlns:w15="http://schemas.microsoft.com/office/word/2012/wordml" xmlns:w16cex="http://schemas.microsoft.com/office/word/2018/wordml/cex" xmlns:w16cid="http://schemas.microsoft.com/office/word/2016/wordml/cid" xmlns:w16="http://schemas.microsoft.com/office/word/2018/wordml" xmlns:w16du="http://schemas.microsoft.com/office/word/2023/wordml/word16du" xmlns:w16sdtdh="http://schemas.microsoft.com/office/word/2020/wordml/sdtdatahash" xmlns:w16se="http://schemas.microsoft.com/office/word/2015/wordml/symex" mc:Ignorable="w14 w15 w16se w16cid w16 w16cex w16sdtdh w16du">
   <w:docDefaults>
     <w:rPrDefault>
       <w:rPr>
